--- a/apert-vision-completo/documentacion/10_UML.docx
+++ b/apert-vision-completo/documentacion/10_UML.docx
@@ -1626,7 +1626,7 @@
     </w:p>
     <w:sectPr>
       <w:pgSz w:w="11906" w:h="16838" w:orient="portrait"/>
-      <w:pgMar w:top="1440" w:right="1440" w:bottom="1440" w:left="1440" w:header="708" w:footer="708" w:gutter="0"/>
+      <w:pgMar w:top="1080" w:right="1080" w:bottom="1080" w:left="1080" w:header="708" w:footer="708" w:gutter="0"/>
       <w:pgNumType/>
       <w:docGrid w:linePitch="360"/>
     </w:sectPr>
